--- a/赛事详情页文案排版_终稿.docx
+++ b/赛事详情页文案排版_终稿.docx
@@ -973,7 +973,7 @@
                 <w:color w:val="2D2D2D"/>
                 <w:sz w:val="20"/>
               </w:rPr>
-              <w:t>周末双轨制评分（社区热度 40% + 专家评审 60%）</w:t>
+              <w:t>周一至周二双轨制评分（社区热度 40% + 专家评审 60%）</w:t>
             </w:r>
           </w:p>
         </w:tc>
